--- a/docs/files/NSBM26_Template.docx
+++ b/docs/files/NSBM26_Template.docx
@@ -4,13 +4,10 @@
   <w:body>
     <w:p>
       <w:pPr>
-        <w:spacing w:before="120" w:after="60"/>
         <w:jc w:val="center"/>
         <w:rPr>
           <w:rFonts w:ascii="Century Gothic" w:hAnsi="Century Gothic"/>
           <w:color w:val="65778D"/>
-          <w:sz w:val="18"/>
-          <w:szCs w:val="18"/>
           <w:lang w:val="en-US"/>
         </w:rPr>
       </w:pPr>
@@ -20,11 +17,11 @@
           <w:b/>
           <w:bCs/>
           <w:color w:val="65778D"/>
-          <w:sz w:val="24"/>
-          <w:szCs w:val="24"/>
+          <w:sz w:val="28"/>
+          <w:szCs w:val="28"/>
           <w:lang w:val="en-US"/>
         </w:rPr>
-        <w:t xml:space="preserve">The 1st </w:t>
+        <w:t>The 1</w:t>
       </w:r>
       <w:r>
         <w:rPr>
@@ -32,41 +29,80 @@
           <w:b/>
           <w:bCs/>
           <w:color w:val="65778D"/>
-          <w:sz w:val="24"/>
-          <w:szCs w:val="24"/>
+          <w:sz w:val="28"/>
+          <w:szCs w:val="28"/>
+          <w:vertAlign w:val="superscript"/>
           <w:lang w:val="en-US"/>
         </w:rPr>
-        <w:t>National Seminar on Bioactive Molecules:</w:t>
-      </w:r>
-    </w:p>
-    <w:p>
-      <w:pPr>
-        <w:spacing w:after="160"/>
-        <w:jc w:val="center"/>
-        <w:rPr>
-          <w:rFonts w:ascii="Century Gothic" w:hAnsi="Century Gothic"/>
-          <w:color w:val="65778D"/>
-          <w:sz w:val="18"/>
-          <w:szCs w:val="18"/>
-          <w:lang w:val="en-US"/>
-        </w:rPr>
-      </w:pPr>
+        <w:t>st</w:t>
+      </w:r>
       <w:r>
         <w:rPr>
           <w:rFonts w:ascii="Century Gothic" w:eastAsia="Calibri" w:hAnsi="Century Gothic" w:cs="Calibri"/>
           <w:b/>
           <w:bCs/>
           <w:color w:val="65778D"/>
-          <w:sz w:val="24"/>
-          <w:szCs w:val="24"/>
+          <w:sz w:val="28"/>
+          <w:szCs w:val="28"/>
           <w:lang w:val="en-US"/>
         </w:rPr>
-        <w:t>From Characterization to Innovative Biotechnological Applications</w:t>
+        <w:t xml:space="preserve"> National Seminar on Bioactive Molecules</w:t>
+      </w:r>
+      <w:r>
+        <w:rPr>
+          <w:rFonts w:ascii="Century Gothic" w:eastAsia="Calibri" w:hAnsi="Century Gothic" w:cs="Calibri"/>
+          <w:b/>
+          <w:bCs/>
+          <w:color w:val="65778D"/>
+          <w:sz w:val="28"/>
+          <w:szCs w:val="28"/>
+          <w:lang w:val="en-US"/>
+        </w:rPr>
+        <w:t xml:space="preserve"> NSBM’26</w:t>
+      </w:r>
+      <w:r>
+        <w:rPr>
+          <w:rFonts w:ascii="Century Gothic" w:eastAsia="Calibri" w:hAnsi="Century Gothic" w:cs="Calibri"/>
+          <w:b/>
+          <w:bCs/>
+          <w:color w:val="65778D"/>
+          <w:sz w:val="28"/>
+          <w:szCs w:val="28"/>
+          <w:lang w:val="en-US"/>
+        </w:rPr>
+        <w:t>:</w:t>
       </w:r>
     </w:p>
     <w:p>
       <w:pPr>
-        <w:spacing w:after="40"/>
+        <w:jc w:val="center"/>
+        <w:rPr>
+          <w:rFonts w:ascii="Century Gothic" w:hAnsi="Century Gothic"/>
+          <w:i/>
+          <w:iCs/>
+          <w:color w:val="65778D"/>
+          <w:sz w:val="16"/>
+          <w:szCs w:val="16"/>
+          <w:lang w:val="en-US"/>
+        </w:rPr>
+      </w:pPr>
+      <w:r>
+        <w:rPr>
+          <w:rFonts w:ascii="Century Gothic" w:eastAsia="Calibri" w:hAnsi="Century Gothic" w:cs="Calibri"/>
+          <w:b/>
+          <w:bCs/>
+          <w:i/>
+          <w:iCs/>
+          <w:color w:val="65778D"/>
+          <w:sz w:val="22"/>
+          <w:szCs w:val="22"/>
+          <w:lang w:val="en-US"/>
+        </w:rPr>
+        <w:t>From Characterization to Innovative Biotechnological Applications</w:t>
+      </w:r>
+    </w:p>
+    <w:p>
+      <w:pPr>
         <w:jc w:val="center"/>
         <w:rPr>
           <w:rFonts w:ascii="Century Gothic" w:eastAsia="Calibri" w:hAnsi="Century Gothic" w:cs="Calibri"/>
@@ -108,7 +144,6 @@
     </w:p>
     <w:p>
       <w:pPr>
-        <w:spacing w:after="40"/>
         <w:jc w:val="center"/>
         <w:rPr>
           <w:rFonts w:ascii="Century Gothic" w:hAnsi="Century Gothic"/>
@@ -162,12 +197,6 @@
         <w:gridCol w:w="9696"/>
       </w:tblGrid>
       <w:tr>
-        <w:tblPrEx>
-          <w:tblCellMar>
-            <w:top w:w="0" w:type="dxa"/>
-            <w:bottom w:w="0" w:type="dxa"/>
-          </w:tblCellMar>
-        </w:tblPrEx>
         <w:tc>
           <w:tcPr>
             <w:tcW w:w="0" w:type="auto"/>
@@ -265,9 +294,8 @@
                 <w:szCs w:val="16"/>
                 <w:lang w:val="en-US"/>
               </w:rPr>
-              <w:t xml:space="preserve">•  Body text: Times New Roman, 12 </w:t>
+              <w:t>•  Save the file as: TopicNumber_LastName_FirstName</w:t>
             </w:r>
-            <w:proofErr w:type="spellStart"/>
             <w:r>
               <w:rPr>
                 <w:rFonts w:ascii="Century Gothic" w:eastAsia="Calibri" w:hAnsi="Century Gothic" w:cs="Calibri"/>
@@ -275,31 +303,11 @@
                 <w:szCs w:val="16"/>
                 <w:lang w:val="en-US"/>
               </w:rPr>
-              <w:t>pt</w:t>
-            </w:r>
-            <w:proofErr w:type="spellEnd"/>
-            <w:r>
-              <w:rPr>
-                <w:rFonts w:ascii="Century Gothic" w:eastAsia="Calibri" w:hAnsi="Century Gothic" w:cs="Calibri"/>
-                <w:sz w:val="16"/>
-                <w:szCs w:val="16"/>
-                <w:lang w:val="en-US"/>
-              </w:rPr>
-              <w:t>, single line spacing, justified. A</w:t>
-            </w:r>
-            <w:r>
-              <w:rPr>
-                <w:rFonts w:ascii="Century Gothic" w:eastAsia="Calibri" w:hAnsi="Century Gothic" w:cs="Calibri"/>
-                <w:sz w:val="16"/>
-                <w:szCs w:val="16"/>
-                <w:lang w:val="en-US"/>
-              </w:rPr>
-              <w:t>bstract limited to 300 words (title, authors, affiliations and keywords excluded).</w:t>
+              <w:t>.docx and submit it via the seminar's official website.</w:t>
             </w:r>
           </w:p>
           <w:p>
             <w:pPr>
-              <w:spacing w:after="30"/>
               <w:rPr>
                 <w:rFonts w:ascii="Century Gothic" w:hAnsi="Century Gothic"/>
                 <w:sz w:val="18"/>
@@ -314,35 +322,7 @@
                 <w:szCs w:val="16"/>
                 <w:lang w:val="en-US"/>
               </w:rPr>
-              <w:t>•  Save the file as: Surname_FirstName_TopicNumber.docx and submit it via the seminar's official website.</w:t>
-            </w:r>
-          </w:p>
-          <w:p>
-            <w:pPr>
-              <w:rPr>
-                <w:rFonts w:ascii="Century Gothic" w:hAnsi="Century Gothic"/>
-                <w:sz w:val="18"/>
-                <w:szCs w:val="18"/>
-                <w:lang w:val="en-US"/>
-              </w:rPr>
-            </w:pPr>
-            <w:r>
-              <w:rPr>
-                <w:rFonts w:ascii="Century Gothic" w:eastAsia="Calibri" w:hAnsi="Century Gothic" w:cs="Calibri"/>
-                <w:sz w:val="16"/>
-                <w:szCs w:val="16"/>
-                <w:lang w:val="en-US"/>
-              </w:rPr>
-              <w:t>•  Each abstract will be reviewed by the Scientific Committee, whic</w:t>
-            </w:r>
-            <w:r>
-              <w:rPr>
-                <w:rFonts w:ascii="Century Gothic" w:eastAsia="Calibri" w:hAnsi="Century Gothic" w:cs="Calibri"/>
-                <w:sz w:val="16"/>
-                <w:szCs w:val="16"/>
-                <w:lang w:val="en-US"/>
-              </w:rPr>
-              <w:t>h reserves the right to accept, reject, or request modifications.</w:t>
+              <w:t>•  Each abstract will be reviewed by the Scientific Committee, which reserves the right to accept, reject, or request modifications.</w:t>
             </w:r>
           </w:p>
         </w:tc>
@@ -350,11 +330,10 @@
     </w:tbl>
     <w:p>
       <w:pPr>
-        <w:spacing w:after="120"/>
         <w:rPr>
           <w:rFonts w:ascii="Century Gothic" w:hAnsi="Century Gothic"/>
-          <w:sz w:val="18"/>
-          <w:szCs w:val="18"/>
+          <w:sz w:val="12"/>
+          <w:szCs w:val="12"/>
           <w:lang w:val="en-US"/>
         </w:rPr>
       </w:pPr>
@@ -382,12 +361,6 @@
         <w:gridCol w:w="4659"/>
       </w:tblGrid>
       <w:tr>
-        <w:tblPrEx>
-          <w:tblCellMar>
-            <w:top w:w="0" w:type="dxa"/>
-            <w:bottom w:w="0" w:type="dxa"/>
-          </w:tblCellMar>
-        </w:tblPrEx>
         <w:tc>
           <w:tcPr>
             <w:tcW w:w="2400" w:type="pct"/>
@@ -422,12 +395,6 @@
               <w:gridCol w:w="4539"/>
             </w:tblGrid>
             <w:tr>
-              <w:tblPrEx>
-                <w:tblCellMar>
-                  <w:top w:w="0" w:type="dxa"/>
-                  <w:bottom w:w="0" w:type="dxa"/>
-                </w:tblCellMar>
-              </w:tblPrEx>
               <w:tc>
                 <w:tcPr>
                   <w:tcW w:w="0" w:type="auto"/>
@@ -490,12 +457,6 @@
                     <w:gridCol w:w="2130"/>
                   </w:tblGrid>
                   <w:tr>
-                    <w:tblPrEx>
-                      <w:tblCellMar>
-                        <w:top w:w="0" w:type="dxa"/>
-                        <w:bottom w:w="0" w:type="dxa"/>
-                      </w:tblCellMar>
-                    </w:tblPrEx>
                     <w:tc>
                       <w:tcPr>
                         <w:tcW w:w="2500" w:type="pct"/>
@@ -514,6 +475,7 @@
                       </w:tcPr>
                       <w:p>
                         <w:pPr>
+                          <w:ind w:left="584"/>
                           <w:rPr>
                             <w:rFonts w:ascii="Century Gothic" w:hAnsi="Century Gothic"/>
                             <w:sz w:val="18"/>
@@ -541,6 +503,7 @@
                               <w14:uncheckedState w14:val="2610" w14:font="MS Gothic"/>
                             </w14:checkbox>
                           </w:sdtPr>
+                          <w:sdtEndPr/>
                           <w:sdtContent>
                             <w:r>
                               <w:rPr>
@@ -585,6 +548,7 @@
                       </w:tcPr>
                       <w:p>
                         <w:pPr>
+                          <w:ind w:left="449"/>
                           <w:rPr>
                             <w:rFonts w:ascii="Century Gothic" w:hAnsi="Century Gothic"/>
                             <w:sz w:val="18"/>
@@ -605,6 +569,7 @@
                               <w14:uncheckedState w14:val="2610" w14:font="MS Gothic"/>
                             </w14:checkbox>
                           </w:sdtPr>
+                          <w:sdtEndPr/>
                           <w:sdtContent>
                             <w:r>
                               <w:rPr>
@@ -712,12 +677,6 @@
               <w:gridCol w:w="4539"/>
             </w:tblGrid>
             <w:tr>
-              <w:tblPrEx>
-                <w:tblCellMar>
-                  <w:top w:w="0" w:type="dxa"/>
-                  <w:bottom w:w="0" w:type="dxa"/>
-                </w:tblCellMar>
-              </w:tblPrEx>
               <w:tc>
                 <w:tcPr>
                   <w:tcW w:w="0" w:type="auto"/>
@@ -778,12 +737,6 @@
                     <w:gridCol w:w="2130"/>
                   </w:tblGrid>
                   <w:tr>
-                    <w:tblPrEx>
-                      <w:tblCellMar>
-                        <w:top w:w="0" w:type="dxa"/>
-                        <w:bottom w:w="0" w:type="dxa"/>
-                      </w:tblCellMar>
-                    </w:tblPrEx>
                     <w:tc>
                       <w:tcPr>
                         <w:tcW w:w="2500" w:type="pct"/>
@@ -820,6 +773,7 @@
                               <w14:uncheckedState w14:val="2610" w14:font="MS Gothic"/>
                             </w14:checkbox>
                           </w:sdtPr>
+                          <w:sdtEndPr/>
                           <w:sdtContent>
                             <w:r>
                               <w:rPr>
@@ -873,6 +827,7 @@
                               <w14:uncheckedState w14:val="2610" w14:font="MS Gothic"/>
                             </w14:checkbox>
                           </w:sdtPr>
+                          <w:sdtEndPr/>
                           <w:sdtContent>
                             <w:r>
                               <w:rPr>
@@ -898,12 +853,6 @@
                     </w:tc>
                   </w:tr>
                   <w:tr>
-                    <w:tblPrEx>
-                      <w:tblCellMar>
-                        <w:top w:w="0" w:type="dxa"/>
-                        <w:bottom w:w="0" w:type="dxa"/>
-                      </w:tblCellMar>
-                    </w:tblPrEx>
                     <w:tc>
                       <w:tcPr>
                         <w:tcW w:w="2500" w:type="pct"/>
@@ -940,6 +889,7 @@
                               <w14:uncheckedState w14:val="2610" w14:font="MS Gothic"/>
                             </w14:checkbox>
                           </w:sdtPr>
+                          <w:sdtEndPr/>
                           <w:sdtContent>
                             <w:r>
                               <w:rPr>
@@ -1017,11 +967,335 @@
     </w:tbl>
     <w:p>
       <w:pPr>
-        <w:spacing w:after="160"/>
         <w:rPr>
           <w:rFonts w:ascii="Century Gothic" w:hAnsi="Century Gothic"/>
-          <w:sz w:val="18"/>
-          <w:szCs w:val="18"/>
+          <w:sz w:val="12"/>
+          <w:szCs w:val="12"/>
+        </w:rPr>
+      </w:pPr>
+    </w:p>
+    <w:tbl>
+      <w:tblPr>
+        <w:tblW w:w="9586" w:type="dxa"/>
+        <w:tblBorders>
+          <w:top w:val="single" w:sz="4" w:space="0" w:color="auto"/>
+          <w:left w:val="single" w:sz="4" w:space="0" w:color="auto"/>
+          <w:bottom w:val="single" w:sz="4" w:space="0" w:color="auto"/>
+          <w:right w:val="single" w:sz="4" w:space="0" w:color="auto"/>
+          <w:insideH w:val="single" w:sz="4" w:space="0" w:color="auto"/>
+          <w:insideV w:val="single" w:sz="4" w:space="0" w:color="auto"/>
+        </w:tblBorders>
+        <w:tblCellMar>
+          <w:left w:w="10" w:type="dxa"/>
+          <w:right w:w="10" w:type="dxa"/>
+        </w:tblCellMar>
+        <w:tblLook w:val="04A0" w:firstRow="1" w:lastRow="0" w:firstColumn="1" w:lastColumn="0" w:noHBand="0" w:noVBand="1"/>
+      </w:tblPr>
+      <w:tblGrid>
+        <w:gridCol w:w="9666"/>
+      </w:tblGrid>
+      <w:tr>
+        <w:tc>
+          <w:tcPr>
+            <w:tcW w:w="5000" w:type="pct"/>
+            <w:tcBorders>
+              <w:top w:val="single" w:sz="4" w:space="0" w:color="BFBFBF"/>
+              <w:left w:val="single" w:sz="4" w:space="0" w:color="BFBFBF"/>
+              <w:bottom w:val="single" w:sz="4" w:space="0" w:color="BFBFBF"/>
+              <w:right w:val="single" w:sz="4" w:space="0" w:color="BFBFBF"/>
+            </w:tcBorders>
+            <w:shd w:val="clear" w:color="auto" w:fill="F7F7F7"/>
+            <w:tcMar>
+              <w:top w:w="100" w:type="dxa"/>
+              <w:left w:w="140" w:type="dxa"/>
+              <w:bottom w:w="100" w:type="dxa"/>
+              <w:right w:w="140" w:type="dxa"/>
+            </w:tcMar>
+          </w:tcPr>
+          <w:p>
+            <w:pPr>
+              <w:rPr>
+                <w:rFonts w:ascii="Century Gothic" w:eastAsia="Calibri" w:hAnsi="Century Gothic" w:cs="Calibri"/>
+                <w:lang w:val="en-US"/>
+              </w:rPr>
+            </w:pPr>
+            <w:r>
+              <w:rPr>
+                <w:rFonts w:ascii="Century Gothic" w:eastAsia="Calibri" w:hAnsi="Century Gothic" w:cs="Calibri"/>
+                <w:b/>
+                <w:bCs/>
+                <w:color w:val="1A1A1A"/>
+                <w:sz w:val="18"/>
+                <w:szCs w:val="18"/>
+                <w:lang w:val="en-US"/>
+              </w:rPr>
+              <w:t>Do you require accommodation options in Constantine during the event?</w:t>
+            </w:r>
+            <w:r>
+              <w:rPr>
+                <w:rFonts w:ascii="Century Gothic" w:eastAsia="Calibri" w:hAnsi="Century Gothic" w:cs="Calibri"/>
+                <w:lang w:val="en-US"/>
+              </w:rPr>
+              <w:t xml:space="preserve"> </w:t>
+            </w:r>
+          </w:p>
+          <w:tbl>
+            <w:tblPr>
+              <w:tblW w:w="9386" w:type="dxa"/>
+              <w:tblBorders>
+                <w:top w:val="single" w:sz="4" w:space="0" w:color="auto"/>
+                <w:left w:val="single" w:sz="4" w:space="0" w:color="auto"/>
+                <w:bottom w:val="single" w:sz="4" w:space="0" w:color="auto"/>
+                <w:right w:val="single" w:sz="4" w:space="0" w:color="auto"/>
+                <w:insideH w:val="single" w:sz="4" w:space="0" w:color="auto"/>
+                <w:insideV w:val="single" w:sz="4" w:space="0" w:color="auto"/>
+              </w:tblBorders>
+              <w:tblCellMar>
+                <w:left w:w="10" w:type="dxa"/>
+                <w:right w:w="10" w:type="dxa"/>
+              </w:tblCellMar>
+              <w:tblLook w:val="04A0" w:firstRow="1" w:lastRow="0" w:firstColumn="1" w:lastColumn="0" w:noHBand="0" w:noVBand="1"/>
+            </w:tblPr>
+            <w:tblGrid>
+              <w:gridCol w:w="4552"/>
+              <w:gridCol w:w="4834"/>
+            </w:tblGrid>
+            <w:tr>
+              <w:tc>
+                <w:tcPr>
+                  <w:tcW w:w="2425" w:type="pct"/>
+                  <w:tcBorders>
+                    <w:top w:val="none" w:sz="0" w:space="0" w:color="FFFFFF"/>
+                    <w:left w:val="none" w:sz="0" w:space="0" w:color="FFFFFF"/>
+                    <w:bottom w:val="none" w:sz="0" w:space="0" w:color="FFFFFF"/>
+                    <w:right w:val="none" w:sz="0" w:space="0" w:color="FFFFFF"/>
+                  </w:tcBorders>
+                  <w:tcMar>
+                    <w:top w:w="60" w:type="dxa"/>
+                    <w:left w:w="100" w:type="dxa"/>
+                    <w:bottom w:w="60" w:type="dxa"/>
+                    <w:right w:w="100" w:type="dxa"/>
+                  </w:tcMar>
+                </w:tcPr>
+                <w:p>
+                  <w:pPr>
+                    <w:ind w:left="3042"/>
+                    <w:rPr>
+                      <w:rFonts w:ascii="Century Gothic" w:hAnsi="Century Gothic"/>
+                      <w:sz w:val="18"/>
+                      <w:szCs w:val="18"/>
+                    </w:rPr>
+                  </w:pPr>
+                  <w:sdt>
+                    <w:sdtPr>
+                      <w:rPr>
+                        <w:rFonts w:ascii="Century Gothic" w:eastAsia="Calibri" w:hAnsi="Century Gothic" w:cs="Calibri"/>
+                      </w:rPr>
+                      <w:id w:val="-676964913"/>
+                      <w14:checkbox>
+                        <w14:checked w14:val="0"/>
+                        <w14:checkedState w14:val="2612" w14:font="MS Gothic"/>
+                        <w14:uncheckedState w14:val="2610" w14:font="MS Gothic"/>
+                      </w14:checkbox>
+                    </w:sdtPr>
+                    <w:sdtContent>
+                      <w:r>
+                        <w:rPr>
+                          <w:rFonts w:ascii="MS Gothic" w:eastAsia="MS Gothic" w:hAnsi="MS Gothic" w:cs="Calibri" w:hint="eastAsia"/>
+                        </w:rPr>
+                        <w:t>☐</w:t>
+                      </w:r>
+                    </w:sdtContent>
+                  </w:sdt>
+                  <w:r>
+                    <w:rPr>
+                      <w:rFonts w:ascii="Century Gothic" w:eastAsia="Calibri" w:hAnsi="Century Gothic" w:cs="Calibri"/>
+                    </w:rPr>
+                    <w:t xml:space="preserve"> </w:t>
+                  </w:r>
+                  <w:r>
+                    <w:rPr>
+                      <w:rFonts w:ascii="Century Gothic" w:eastAsia="Calibri" w:hAnsi="Century Gothic" w:cs="Calibri"/>
+                      <w:lang w:val="en-US"/>
+                    </w:rPr>
+                    <w:t>Yes</w:t>
+                  </w:r>
+                </w:p>
+              </w:tc>
+              <w:tc>
+                <w:tcPr>
+                  <w:tcW w:w="2575" w:type="pct"/>
+                  <w:tcBorders>
+                    <w:top w:val="none" w:sz="0" w:space="0" w:color="FFFFFF"/>
+                    <w:left w:val="none" w:sz="0" w:space="0" w:color="FFFFFF"/>
+                    <w:bottom w:val="none" w:sz="0" w:space="0" w:color="FFFFFF"/>
+                    <w:right w:val="none" w:sz="0" w:space="0" w:color="FFFFFF"/>
+                  </w:tcBorders>
+                  <w:tcMar>
+                    <w:top w:w="60" w:type="dxa"/>
+                    <w:left w:w="100" w:type="dxa"/>
+                    <w:bottom w:w="60" w:type="dxa"/>
+                    <w:right w:w="100" w:type="dxa"/>
+                  </w:tcMar>
+                </w:tcPr>
+                <w:p>
+                  <w:pPr>
+                    <w:ind w:left="480"/>
+                    <w:rPr>
+                      <w:rFonts w:ascii="Century Gothic" w:hAnsi="Century Gothic"/>
+                      <w:sz w:val="18"/>
+                      <w:szCs w:val="18"/>
+                    </w:rPr>
+                  </w:pPr>
+                  <w:sdt>
+                    <w:sdtPr>
+                      <w:rPr>
+                        <w:rFonts w:ascii="Century Gothic" w:eastAsia="Calibri" w:hAnsi="Century Gothic" w:cs="Calibri"/>
+                      </w:rPr>
+                      <w:id w:val="1213769908"/>
+                      <w14:checkbox>
+                        <w14:checked w14:val="0"/>
+                        <w14:checkedState w14:val="2612" w14:font="MS Gothic"/>
+                        <w14:uncheckedState w14:val="2610" w14:font="MS Gothic"/>
+                      </w14:checkbox>
+                    </w:sdtPr>
+                    <w:sdtContent>
+                      <w:r>
+                        <w:rPr>
+                          <w:rFonts w:ascii="Segoe UI Symbol" w:eastAsia="MS Gothic" w:hAnsi="Segoe UI Symbol" w:cs="Segoe UI Symbol"/>
+                        </w:rPr>
+                        <w:t>☐</w:t>
+                      </w:r>
+                    </w:sdtContent>
+                  </w:sdt>
+                  <w:r>
+                    <w:rPr>
+                      <w:rFonts w:ascii="Century Gothic" w:eastAsia="Calibri" w:hAnsi="Century Gothic" w:cs="Calibri"/>
+                    </w:rPr>
+                    <w:t xml:space="preserve"> </w:t>
+                  </w:r>
+                  <w:r>
+                    <w:rPr>
+                      <w:rFonts w:ascii="Century Gothic" w:eastAsia="Calibri" w:hAnsi="Century Gothic" w:cs="Calibri"/>
+                    </w:rPr>
+                    <w:t>No</w:t>
+                  </w:r>
+                </w:p>
+              </w:tc>
+            </w:tr>
+          </w:tbl>
+          <w:p>
+            <w:pPr>
+              <w:rPr>
+                <w:rFonts w:ascii="Century Gothic" w:hAnsi="Century Gothic"/>
+                <w:sz w:val="18"/>
+                <w:szCs w:val="18"/>
+              </w:rPr>
+            </w:pPr>
+          </w:p>
+        </w:tc>
+      </w:tr>
+    </w:tbl>
+    <w:p>
+      <w:pPr>
+        <w:rPr>
+          <w:rFonts w:ascii="Century Gothic" w:hAnsi="Century Gothic"/>
+          <w:sz w:val="12"/>
+          <w:szCs w:val="12"/>
+        </w:rPr>
+      </w:pPr>
+    </w:p>
+    <w:tbl>
+      <w:tblPr>
+        <w:tblW w:w="5000" w:type="pct"/>
+        <w:tblBorders>
+          <w:top w:val="single" w:sz="4" w:space="0" w:color="auto"/>
+          <w:left w:val="single" w:sz="4" w:space="0" w:color="auto"/>
+          <w:bottom w:val="single" w:sz="4" w:space="0" w:color="auto"/>
+          <w:right w:val="single" w:sz="4" w:space="0" w:color="auto"/>
+          <w:insideH w:val="single" w:sz="4" w:space="0" w:color="auto"/>
+          <w:insideV w:val="single" w:sz="4" w:space="0" w:color="auto"/>
+        </w:tblBorders>
+        <w:shd w:val="clear" w:color="auto" w:fill="C2CAD4"/>
+        <w:tblCellMar>
+          <w:left w:w="10" w:type="dxa"/>
+          <w:right w:w="10" w:type="dxa"/>
+        </w:tblCellMar>
+        <w:tblLook w:val="04A0" w:firstRow="1" w:lastRow="0" w:firstColumn="1" w:lastColumn="0" w:noHBand="0" w:noVBand="1"/>
+      </w:tblPr>
+      <w:tblGrid>
+        <w:gridCol w:w="9696"/>
+      </w:tblGrid>
+      <w:tr>
+        <w:tc>
+          <w:tcPr>
+            <w:tcW w:w="0" w:type="auto"/>
+            <w:tcBorders>
+              <w:top w:val="single" w:sz="4" w:space="0" w:color="1B4D3E"/>
+              <w:left w:val="single" w:sz="4" w:space="0" w:color="1B4D3E"/>
+              <w:bottom w:val="single" w:sz="4" w:space="0" w:color="1B4D3E"/>
+              <w:right w:val="single" w:sz="4" w:space="0" w:color="1B4D3E"/>
+            </w:tcBorders>
+            <w:shd w:val="clear" w:color="auto" w:fill="C2CAD4"/>
+            <w:tcMar>
+              <w:top w:w="120" w:type="dxa"/>
+              <w:left w:w="160" w:type="dxa"/>
+              <w:bottom w:w="120" w:type="dxa"/>
+              <w:right w:w="160" w:type="dxa"/>
+            </w:tcMar>
+          </w:tcPr>
+          <w:p>
+            <w:pPr>
+              <w:spacing w:after="60"/>
+              <w:rPr>
+                <w:rFonts w:ascii="Century Gothic" w:hAnsi="Century Gothic"/>
+                <w:sz w:val="18"/>
+                <w:szCs w:val="18"/>
+                <w:lang w:val="en-US"/>
+              </w:rPr>
+            </w:pPr>
+            <w:r>
+              <w:rPr>
+                <w:rFonts w:ascii="Century Gothic" w:eastAsia="Calibri" w:hAnsi="Century Gothic" w:cs="Calibri"/>
+                <w:b/>
+                <w:bCs/>
+                <w:color w:val="1B4D3E"/>
+                <w:sz w:val="18"/>
+                <w:szCs w:val="18"/>
+                <w:lang w:val="en-US"/>
+              </w:rPr>
+              <w:t>Accommodation fees</w:t>
+            </w:r>
+          </w:p>
+          <w:p>
+            <w:pPr>
+              <w:rPr>
+                <w:rFonts w:ascii="Century Gothic" w:hAnsi="Century Gothic"/>
+                <w:sz w:val="18"/>
+                <w:szCs w:val="18"/>
+                <w:lang w:val="en-US"/>
+              </w:rPr>
+            </w:pPr>
+            <w:r>
+              <w:rPr>
+                <w:rFonts w:ascii="Century Gothic" w:eastAsia="Calibri" w:hAnsi="Century Gothic" w:cs="Calibri"/>
+                <w:sz w:val="16"/>
+                <w:szCs w:val="16"/>
+                <w:lang w:val="en-US"/>
+              </w:rPr>
+              <w:t>Please note that an additional fee at a discounted rate will be applied to cover accommodation expenses</w:t>
+            </w:r>
+          </w:p>
+        </w:tc>
+      </w:tr>
+    </w:tbl>
+    <w:p>
+      <w:pPr>
+        <w:rPr>
+          <w:rFonts w:ascii="Century Gothic" w:hAnsi="Century Gothic"/>
+          <w:sz w:val="12"/>
+          <w:szCs w:val="12"/>
+          <w:lang w:val="en-US"/>
         </w:rPr>
       </w:pPr>
     </w:p>
@@ -1046,12 +1320,6 @@
         <w:gridCol w:w="9696"/>
       </w:tblGrid>
       <w:tr>
-        <w:tblPrEx>
-          <w:tblCellMar>
-            <w:top w:w="0" w:type="dxa"/>
-            <w:bottom w:w="0" w:type="dxa"/>
-          </w:tblCellMar>
-        </w:tblPrEx>
         <w:tc>
           <w:tcPr>
             <w:tcW w:w="0" w:type="auto"/>
@@ -1113,12 +1381,6 @@
               <w:gridCol w:w="9416"/>
             </w:tblGrid>
             <w:tr>
-              <w:tblPrEx>
-                <w:tblCellMar>
-                  <w:top w:w="0" w:type="dxa"/>
-                  <w:bottom w:w="0" w:type="dxa"/>
-                </w:tblCellMar>
-              </w:tblPrEx>
               <w:tc>
                 <w:tcPr>
                   <w:tcW w:w="0" w:type="auto"/>
@@ -1157,6 +1419,7 @@
                         <w14:uncheckedState w14:val="2610" w14:font="MS Gothic"/>
                       </w14:checkbox>
                     </w:sdtPr>
+                    <w:sdtEndPr/>
                     <w:sdtContent>
                       <w:r>
                         <w:rPr>
@@ -1178,12 +1441,6 @@
               </w:tc>
             </w:tr>
             <w:tr>
-              <w:tblPrEx>
-                <w:tblCellMar>
-                  <w:top w:w="0" w:type="dxa"/>
-                  <w:bottom w:w="0" w:type="dxa"/>
-                </w:tblCellMar>
-              </w:tblPrEx>
               <w:tc>
                 <w:tcPr>
                   <w:tcW w:w="0" w:type="auto"/>
@@ -1222,6 +1479,7 @@
                         <w14:uncheckedState w14:val="2610" w14:font="MS Gothic"/>
                       </w14:checkbox>
                     </w:sdtPr>
+                    <w:sdtEndPr/>
                     <w:sdtContent>
                       <w:r>
                         <w:rPr>
@@ -1243,12 +1501,6 @@
               </w:tc>
             </w:tr>
             <w:tr>
-              <w:tblPrEx>
-                <w:tblCellMar>
-                  <w:top w:w="0" w:type="dxa"/>
-                  <w:bottom w:w="0" w:type="dxa"/>
-                </w:tblCellMar>
-              </w:tblPrEx>
               <w:tc>
                 <w:tcPr>
                   <w:tcW w:w="0" w:type="auto"/>
@@ -1287,6 +1539,7 @@
                         <w14:uncheckedState w14:val="2610" w14:font="MS Gothic"/>
                       </w14:checkbox>
                     </w:sdtPr>
+                    <w:sdtEndPr/>
                     <w:sdtContent>
                       <w:r>
                         <w:rPr>
@@ -1302,18 +1555,42 @@
                       <w:rFonts w:ascii="Century Gothic" w:eastAsia="Calibri" w:hAnsi="Century Gothic" w:cs="Calibri"/>
                       <w:lang w:val="en-US"/>
                     </w:rPr>
-                    <w:t xml:space="preserve"> Topic 3 — Microbial Biotechnologies and Energy Security</w:t>
+                    <w:t xml:space="preserve"> Topic 3 — </w:t>
+                  </w:r>
+                  <w:r>
+                    <w:rPr>
+                      <w:rFonts w:ascii="Century Gothic" w:eastAsia="Calibri" w:hAnsi="Century Gothic" w:cs="Calibri"/>
+                      <w:lang w:val="en-US"/>
+                    </w:rPr>
+                    <w:t xml:space="preserve">Microbial </w:t>
+                  </w:r>
+                  <w:proofErr w:type="spellStart"/>
+                  <w:r>
+                    <w:rPr>
+                      <w:rFonts w:ascii="Century Gothic" w:eastAsia="Calibri" w:hAnsi="Century Gothic" w:cs="Calibri"/>
+                      <w:lang w:val="en-US"/>
+                    </w:rPr>
+                    <w:t>Bioactive</w:t>
+                  </w:r>
+                  <w:r>
+                    <w:rPr>
+                      <w:rFonts w:ascii="Century Gothic" w:eastAsia="Calibri" w:hAnsi="Century Gothic" w:cs="Calibri"/>
+                      <w:lang w:val="en-US"/>
+                    </w:rPr>
+                    <w:t>s</w:t>
+                  </w:r>
+                  <w:proofErr w:type="spellEnd"/>
+                  <w:r>
+                    <w:rPr>
+                      <w:rFonts w:ascii="Century Gothic" w:eastAsia="Calibri" w:hAnsi="Century Gothic" w:cs="Calibri"/>
+                      <w:lang w:val="en-US"/>
+                    </w:rPr>
+                    <w:t xml:space="preserve"> Molecules and Energy Security</w:t>
                   </w:r>
                 </w:p>
               </w:tc>
             </w:tr>
             <w:tr>
-              <w:tblPrEx>
-                <w:tblCellMar>
-                  <w:top w:w="0" w:type="dxa"/>
-                  <w:bottom w:w="0" w:type="dxa"/>
-                </w:tblCellMar>
-              </w:tblPrEx>
               <w:tc>
                 <w:tcPr>
                   <w:tcW w:w="0" w:type="auto"/>
@@ -1336,12 +1613,14 @@
                       <w:rFonts w:ascii="Century Gothic" w:hAnsi="Century Gothic"/>
                       <w:sz w:val="18"/>
                       <w:szCs w:val="18"/>
+                      <w:lang w:val="en-US"/>
                     </w:rPr>
                   </w:pPr>
                   <w:sdt>
                     <w:sdtPr>
                       <w:rPr>
                         <w:rFonts w:ascii="Century Gothic" w:eastAsia="Calibri" w:hAnsi="Century Gothic" w:cs="Calibri"/>
+                        <w:lang w:val="en-US"/>
                       </w:rPr>
                       <w:id w:val="1860689819"/>
                       <w14:checkbox>
@@ -1350,10 +1629,12 @@
                         <w14:uncheckedState w14:val="2610" w14:font="MS Gothic"/>
                       </w14:checkbox>
                     </w:sdtPr>
+                    <w:sdtEndPr/>
                     <w:sdtContent>
                       <w:r>
                         <w:rPr>
                           <w:rFonts w:ascii="Segoe UI Symbol" w:eastAsia="MS Gothic" w:hAnsi="Segoe UI Symbol" w:cs="Segoe UI Symbol"/>
+                          <w:lang w:val="en-US"/>
                         </w:rPr>
                         <w:t>☐</w:t>
                       </w:r>
@@ -1362,55 +1643,28 @@
                   <w:r>
                     <w:rPr>
                       <w:rFonts w:ascii="Century Gothic" w:eastAsia="Calibri" w:hAnsi="Century Gothic" w:cs="Calibri"/>
+                      <w:lang w:val="en-US"/>
                     </w:rPr>
                     <w:t xml:space="preserve"> Topic 4 — </w:t>
                   </w:r>
-                  <w:proofErr w:type="spellStart"/>
                   <w:r>
                     <w:rPr>
                       <w:rFonts w:ascii="Century Gothic" w:eastAsia="Calibri" w:hAnsi="Century Gothic" w:cs="Calibri"/>
+                      <w:lang w:val="en-US"/>
                     </w:rPr>
-                    <w:t>Environmental</w:t>
+                    <w:t>Bioactive Compounds</w:t>
                   </w:r>
-                  <w:proofErr w:type="spellEnd"/>
                   <w:r>
                     <w:rPr>
                       <w:rFonts w:ascii="Century Gothic" w:eastAsia="Calibri" w:hAnsi="Century Gothic" w:cs="Calibri"/>
+                      <w:lang w:val="en-US"/>
                     </w:rPr>
-                    <w:t xml:space="preserve"> </w:t>
+                    <w:t xml:space="preserve"> for Environmental Preservation</w:t>
                   </w:r>
-                  <w:proofErr w:type="spellStart"/>
-                  <w:r>
-                    <w:rPr>
-                      <w:rFonts w:ascii="Century Gothic" w:eastAsia="Calibri" w:hAnsi="Century Gothic" w:cs="Calibri"/>
-                    </w:rPr>
-                    <w:t>Valorization</w:t>
-                  </w:r>
-                  <w:proofErr w:type="spellEnd"/>
-                  <w:r>
-                    <w:rPr>
-                      <w:rFonts w:ascii="Century Gothic" w:eastAsia="Calibri" w:hAnsi="Century Gothic" w:cs="Calibri"/>
-                    </w:rPr>
-                    <w:t xml:space="preserve"> and </w:t>
-                  </w:r>
-                  <w:proofErr w:type="spellStart"/>
-                  <w:r>
-                    <w:rPr>
-                      <w:rFonts w:ascii="Century Gothic" w:eastAsia="Calibri" w:hAnsi="Century Gothic" w:cs="Calibri"/>
-                    </w:rPr>
-                    <w:t>Preservation</w:t>
-                  </w:r>
-                  <w:proofErr w:type="spellEnd"/>
                 </w:p>
               </w:tc>
             </w:tr>
             <w:tr>
-              <w:tblPrEx>
-                <w:tblCellMar>
-                  <w:top w:w="0" w:type="dxa"/>
-                  <w:bottom w:w="0" w:type="dxa"/>
-                </w:tblCellMar>
-              </w:tblPrEx>
               <w:tc>
                 <w:tcPr>
                   <w:tcW w:w="0" w:type="auto"/>
@@ -1449,6 +1703,7 @@
                         <w14:uncheckedState w14:val="2610" w14:font="MS Gothic"/>
                       </w14:checkbox>
                     </w:sdtPr>
+                    <w:sdtEndPr/>
                     <w:sdtContent>
                       <w:r>
                         <w:rPr>
@@ -1471,7 +1726,14 @@
                       <w:rFonts w:ascii="Century Gothic" w:eastAsia="Calibri" w:hAnsi="Century Gothic" w:cs="Calibri"/>
                       <w:lang w:val="en-US"/>
                     </w:rPr>
-                    <w:t>Topic 5 — Digital Innovation and AI in Biotechnology</w:t>
+                    <w:t xml:space="preserve">Topic 5 — </w:t>
+                  </w:r>
+                  <w:r>
+                    <w:rPr>
+                      <w:rFonts w:ascii="Century Gothic" w:eastAsia="Calibri" w:hAnsi="Century Gothic" w:cs="Calibri"/>
+                      <w:lang w:val="en-US"/>
+                    </w:rPr>
+                    <w:t>Digital Innovation and AI in Bioactive Molecule Discovery</w:t>
                   </w:r>
                 </w:p>
               </w:tc>
@@ -1492,8 +1754,9 @@
     </w:tbl>
     <w:p>
       <w:pPr>
-        <w:spacing w:after="100"/>
-        <w:rPr>
+        <w:rPr>
+          <w:sz w:val="12"/>
+          <w:szCs w:val="12"/>
           <w:lang w:val="en-US"/>
         </w:rPr>
       </w:pPr>
@@ -1520,12 +1783,6 @@
         <w:gridCol w:w="9696"/>
       </w:tblGrid>
       <w:tr>
-        <w:tblPrEx>
-          <w:tblCellMar>
-            <w:top w:w="0" w:type="dxa"/>
-            <w:bottom w:w="0" w:type="dxa"/>
-          </w:tblCellMar>
-        </w:tblPrEx>
         <w:trPr>
           <w:trHeight w:val="2845"/>
         </w:trPr>
@@ -1551,8 +1808,6 @@
               <w:spacing w:after="100"/>
               <w:rPr>
                 <w:rFonts w:ascii="Century Gothic" w:hAnsi="Century Gothic"/>
-                <w:sz w:val="18"/>
-                <w:szCs w:val="18"/>
                 <w:lang w:val="en-US"/>
               </w:rPr>
             </w:pPr>
@@ -1562,8 +1817,6 @@
                 <w:b/>
                 <w:bCs/>
                 <w:color w:val="1A1A1A"/>
-                <w:sz w:val="18"/>
-                <w:szCs w:val="18"/>
                 <w:lang w:val="en-US"/>
               </w:rPr>
               <w:t>Corresponding author — contact details</w:t>
@@ -1574,16 +1827,12 @@
               <w:spacing w:after="40"/>
               <w:rPr>
                 <w:rFonts w:ascii="Century Gothic" w:hAnsi="Century Gothic"/>
-                <w:sz w:val="18"/>
-                <w:szCs w:val="18"/>
                 <w:lang w:val="en-US"/>
               </w:rPr>
             </w:pPr>
             <w:r>
               <w:rPr>
                 <w:rFonts w:ascii="Century Gothic" w:eastAsia="Calibri" w:hAnsi="Century Gothic" w:cs="Calibri"/>
-                <w:sz w:val="18"/>
-                <w:szCs w:val="18"/>
                 <w:lang w:val="en-US"/>
               </w:rPr>
               <w:t>Full name:</w:t>
@@ -1597,16 +1846,12 @@
               <w:spacing w:after="140"/>
               <w:rPr>
                 <w:rFonts w:ascii="Century Gothic" w:hAnsi="Century Gothic"/>
-                <w:sz w:val="18"/>
-                <w:szCs w:val="18"/>
                 <w:lang w:val="en-US"/>
               </w:rPr>
             </w:pPr>
             <w:r>
               <w:rPr>
                 <w:rFonts w:ascii="Century Gothic" w:hAnsi="Century Gothic"/>
-                <w:sz w:val="18"/>
-                <w:szCs w:val="18"/>
                 <w:lang w:val="en-US"/>
               </w:rPr>
               <w:t xml:space="preserve"> </w:t>
@@ -1617,16 +1862,12 @@
               <w:spacing w:after="40"/>
               <w:rPr>
                 <w:rFonts w:ascii="Century Gothic" w:hAnsi="Century Gothic"/>
-                <w:sz w:val="18"/>
-                <w:szCs w:val="18"/>
                 <w:lang w:val="en-US"/>
               </w:rPr>
             </w:pPr>
             <w:r>
               <w:rPr>
                 <w:rFonts w:ascii="Century Gothic" w:eastAsia="Calibri" w:hAnsi="Century Gothic" w:cs="Calibri"/>
-                <w:sz w:val="18"/>
-                <w:szCs w:val="18"/>
                 <w:lang w:val="en-US"/>
               </w:rPr>
               <w:t>E-mail address:</w:t>
@@ -1640,16 +1881,12 @@
               <w:spacing w:after="140"/>
               <w:rPr>
                 <w:rFonts w:ascii="Century Gothic" w:hAnsi="Century Gothic"/>
-                <w:sz w:val="18"/>
-                <w:szCs w:val="18"/>
                 <w:lang w:val="en-US"/>
               </w:rPr>
             </w:pPr>
             <w:r>
               <w:rPr>
                 <w:rFonts w:ascii="Century Gothic" w:hAnsi="Century Gothic"/>
-                <w:sz w:val="18"/>
-                <w:szCs w:val="18"/>
                 <w:lang w:val="en-US"/>
               </w:rPr>
               <w:t xml:space="preserve"> </w:t>
@@ -1660,28 +1897,15 @@
               <w:spacing w:after="40"/>
               <w:rPr>
                 <w:rFonts w:ascii="Century Gothic" w:hAnsi="Century Gothic"/>
-                <w:sz w:val="18"/>
-                <w:szCs w:val="18"/>
                 <w:lang w:val="en-US"/>
               </w:rPr>
             </w:pPr>
             <w:r>
               <w:rPr>
                 <w:rFonts w:ascii="Century Gothic" w:eastAsia="Calibri" w:hAnsi="Century Gothic" w:cs="Calibri"/>
-                <w:sz w:val="18"/>
-                <w:szCs w:val="18"/>
-                <w:lang w:val="en-US"/>
-              </w:rPr>
-              <w:t>Institution</w:t>
-            </w:r>
-            <w:r>
-              <w:rPr>
-                <w:rFonts w:ascii="Century Gothic" w:eastAsia="Calibri" w:hAnsi="Century Gothic" w:cs="Calibri"/>
-                <w:sz w:val="18"/>
-                <w:szCs w:val="18"/>
-                <w:lang w:val="en-US"/>
-              </w:rPr>
-              <w:t>:</w:t>
+                <w:lang w:val="en-US"/>
+              </w:rPr>
+              <w:t>Institution:</w:t>
             </w:r>
           </w:p>
           <w:p>
@@ -1692,16 +1916,12 @@
               <w:spacing w:after="140"/>
               <w:rPr>
                 <w:rFonts w:ascii="Century Gothic" w:hAnsi="Century Gothic"/>
-                <w:sz w:val="18"/>
-                <w:szCs w:val="18"/>
                 <w:lang w:val="en-US"/>
               </w:rPr>
             </w:pPr>
             <w:r>
               <w:rPr>
                 <w:rFonts w:ascii="Century Gothic" w:hAnsi="Century Gothic"/>
-                <w:sz w:val="18"/>
-                <w:szCs w:val="18"/>
                 <w:lang w:val="en-US"/>
               </w:rPr>
               <w:t xml:space="preserve"> </w:t>
@@ -1712,16 +1932,12 @@
               <w:spacing w:after="40"/>
               <w:rPr>
                 <w:rFonts w:ascii="Century Gothic" w:hAnsi="Century Gothic"/>
-                <w:sz w:val="18"/>
-                <w:szCs w:val="18"/>
                 <w:lang w:val="en-US"/>
               </w:rPr>
             </w:pPr>
             <w:r>
               <w:rPr>
                 <w:rFonts w:ascii="Century Gothic" w:eastAsia="Calibri" w:hAnsi="Century Gothic" w:cs="Calibri"/>
-                <w:sz w:val="18"/>
-                <w:szCs w:val="18"/>
                 <w:lang w:val="en-US"/>
               </w:rPr>
               <w:t>Phone number:</w:t>
@@ -1734,16 +1950,12 @@
               </w:pBdr>
               <w:rPr>
                 <w:rFonts w:ascii="Century Gothic" w:hAnsi="Century Gothic"/>
-                <w:sz w:val="18"/>
-                <w:szCs w:val="18"/>
                 <w:lang w:val="en-US"/>
               </w:rPr>
             </w:pPr>
             <w:r>
               <w:rPr>
                 <w:rFonts w:ascii="Century Gothic" w:hAnsi="Century Gothic"/>
-                <w:sz w:val="18"/>
-                <w:szCs w:val="18"/>
                 <w:lang w:val="en-US"/>
               </w:rPr>
               <w:t xml:space="preserve"> </w:t>
@@ -1754,11 +1966,10 @@
     </w:tbl>
     <w:p>
       <w:pPr>
-        <w:spacing w:after="200"/>
         <w:rPr>
           <w:rFonts w:ascii="Century Gothic" w:hAnsi="Century Gothic"/>
-          <w:sz w:val="18"/>
-          <w:szCs w:val="18"/>
+          <w:sz w:val="12"/>
+          <w:szCs w:val="12"/>
           <w:lang w:val="en-US"/>
         </w:rPr>
       </w:pPr>
@@ -1785,12 +1996,6 @@
         <w:gridCol w:w="9696"/>
       </w:tblGrid>
       <w:tr>
-        <w:tblPrEx>
-          <w:tblCellMar>
-            <w:top w:w="0" w:type="dxa"/>
-            <w:bottom w:w="0" w:type="dxa"/>
-          </w:tblCellMar>
-        </w:tblPrEx>
         <w:tc>
           <w:tcPr>
             <w:tcW w:w="0" w:type="auto"/>
@@ -1848,16 +2053,7 @@
                 <w:szCs w:val="18"/>
                 <w:lang w:val="en-US"/>
               </w:rPr>
-              <w:t xml:space="preserve">Submission deadline: </w:t>
-            </w:r>
-            <w:r>
-              <w:rPr>
-                <w:rFonts w:ascii="Century Gothic" w:eastAsia="Calibri" w:hAnsi="Century Gothic" w:cs="Calibri"/>
-                <w:sz w:val="18"/>
-                <w:szCs w:val="18"/>
-                <w:lang w:val="en-US"/>
-              </w:rPr>
-              <w:t>September 30, 2026</w:t>
+              <w:t>Submission deadline: September 30, 2026</w:t>
             </w:r>
           </w:p>
           <w:p>
@@ -1877,16 +2073,7 @@
                 <w:szCs w:val="18"/>
                 <w:lang w:val="en-US"/>
               </w:rPr>
-              <w:t xml:space="preserve">Notification of acceptance: </w:t>
-            </w:r>
-            <w:r>
-              <w:rPr>
-                <w:rFonts w:ascii="Century Gothic" w:eastAsia="Calibri" w:hAnsi="Century Gothic" w:cs="Calibri"/>
-                <w:sz w:val="18"/>
-                <w:szCs w:val="18"/>
-                <w:lang w:val="en-US"/>
-              </w:rPr>
-              <w:t>October 15, 2026</w:t>
+              <w:t>Notification of acceptance: October 15, 2026</w:t>
             </w:r>
           </w:p>
           <w:p>
@@ -1923,15 +2110,7 @@
                 <w:sz w:val="18"/>
                 <w:szCs w:val="18"/>
               </w:rPr>
-              <w:t xml:space="preserve">Contact e-mail: </w:t>
-            </w:r>
-            <w:r>
-              <w:rPr>
-                <w:rFonts w:ascii="Century Gothic" w:eastAsia="Calibri" w:hAnsi="Century Gothic" w:cs="Calibri"/>
-                <w:sz w:val="18"/>
-                <w:szCs w:val="18"/>
-              </w:rPr>
-              <w:t>nsbm@ensbiotech.edu.dz</w:t>
+              <w:t>Contact e-mail: nsbm@ensbiotech.edu.dz</w:t>
             </w:r>
           </w:p>
         </w:tc>
@@ -1940,24 +2119,14 @@
     <w:p>
       <w:pPr>
         <w:spacing w:before="60" w:after="160"/>
-        <w:rPr>
-          <w:rFonts w:ascii="Century Gothic" w:eastAsia="Arial" w:hAnsi="Century Gothic" w:cs="Arial"/>
+        <w:jc w:val="center"/>
+        <w:rPr>
+          <w:rFonts w:asciiTheme="majorBidi" w:eastAsia="Arial" w:hAnsiTheme="majorBidi" w:cstheme="majorBidi"/>
           <w:b/>
           <w:bCs/>
           <w:sz w:val="28"/>
           <w:szCs w:val="28"/>
-        </w:rPr>
-      </w:pPr>
-    </w:p>
-    <w:p>
-      <w:pPr>
-        <w:spacing w:before="60" w:after="160"/>
-        <w:rPr>
-          <w:rFonts w:ascii="Century Gothic" w:eastAsia="Arial" w:hAnsi="Century Gothic" w:cs="Arial"/>
-          <w:b/>
-          <w:bCs/>
-          <w:sz w:val="28"/>
-          <w:szCs w:val="28"/>
+          <w:lang w:val="en-CA"/>
         </w:rPr>
       </w:pPr>
     </w:p>
@@ -1966,7 +2135,7 @@
         <w:spacing w:before="60" w:after="160"/>
         <w:jc w:val="center"/>
         <w:rPr>
-          <w:rFonts w:ascii="Century Gothic" w:hAnsi="Century Gothic"/>
+          <w:rFonts w:asciiTheme="majorBidi" w:hAnsiTheme="majorBidi" w:cstheme="majorBidi"/>
           <w:sz w:val="18"/>
           <w:szCs w:val="18"/>
           <w:lang w:val="en-CA"/>
@@ -1974,18 +2143,19 @@
       </w:pPr>
       <w:r>
         <w:rPr>
-          <w:rFonts w:ascii="Century Gothic" w:eastAsia="Arial" w:hAnsi="Century Gothic" w:cs="Arial"/>
+          <w:rFonts w:asciiTheme="majorBidi" w:eastAsia="Arial" w:hAnsiTheme="majorBidi" w:cstheme="majorBidi"/>
           <w:b/>
           <w:bCs/>
           <w:sz w:val="28"/>
           <w:szCs w:val="28"/>
           <w:lang w:val="en-CA"/>
         </w:rPr>
+        <w:lastRenderedPageBreak/>
         <w:t>[</w:t>
       </w:r>
       <w:r>
         <w:rPr>
-          <w:rFonts w:ascii="Century Gothic" w:eastAsia="Arial" w:hAnsi="Century Gothic" w:cs="Arial"/>
+          <w:rFonts w:asciiTheme="majorBidi" w:eastAsia="Arial" w:hAnsiTheme="majorBidi" w:cstheme="majorBidi"/>
           <w:b/>
           <w:bCs/>
           <w:sz w:val="28"/>
@@ -1996,7 +2166,7 @@
       </w:r>
       <w:r>
         <w:rPr>
-          <w:rFonts w:ascii="Century Gothic" w:eastAsia="Arial" w:hAnsi="Century Gothic" w:cs="Arial"/>
+          <w:rFonts w:asciiTheme="majorBidi" w:eastAsia="Arial" w:hAnsiTheme="majorBidi" w:cstheme="majorBidi"/>
           <w:b/>
           <w:bCs/>
           <w:sz w:val="28"/>
@@ -2007,7 +2177,7 @@
       </w:r>
       <w:r>
         <w:rPr>
-          <w:rFonts w:ascii="Century Gothic" w:eastAsia="Arial" w:hAnsi="Century Gothic" w:cs="Arial"/>
+          <w:rFonts w:asciiTheme="majorBidi" w:eastAsia="Arial" w:hAnsiTheme="majorBidi" w:cstheme="majorBidi"/>
           <w:b/>
           <w:bCs/>
           <w:sz w:val="28"/>
@@ -2018,7 +2188,7 @@
       </w:r>
       <w:r>
         <w:rPr>
-          <w:rFonts w:ascii="Century Gothic" w:eastAsia="Arial" w:hAnsi="Century Gothic" w:cs="Arial"/>
+          <w:rFonts w:asciiTheme="majorBidi" w:eastAsia="Arial" w:hAnsiTheme="majorBidi" w:cstheme="majorBidi"/>
           <w:b/>
           <w:bCs/>
           <w:sz w:val="28"/>
@@ -2033,14 +2203,14 @@
         <w:spacing w:after="60"/>
         <w:jc w:val="center"/>
         <w:rPr>
-          <w:rFonts w:ascii="Century Gothic" w:hAnsi="Century Gothic"/>
+          <w:rFonts w:asciiTheme="majorBidi" w:hAnsiTheme="majorBidi" w:cstheme="majorBidi"/>
           <w:color w:val="65778D"/>
           <w:lang w:val="en-CA"/>
         </w:rPr>
       </w:pPr>
       <w:r>
         <w:rPr>
-          <w:rFonts w:ascii="Century Gothic" w:hAnsi="Century Gothic"/>
+          <w:rFonts w:asciiTheme="majorBidi" w:hAnsiTheme="majorBidi" w:cstheme="majorBidi"/>
           <w:b/>
           <w:bCs/>
           <w:color w:val="65778D"/>
@@ -2051,7 +2221,7 @@
       <w:proofErr w:type="spellStart"/>
       <w:r>
         <w:rPr>
-          <w:rFonts w:ascii="Century Gothic" w:hAnsi="Century Gothic"/>
+          <w:rFonts w:asciiTheme="majorBidi" w:hAnsiTheme="majorBidi" w:cstheme="majorBidi"/>
           <w:b/>
           <w:bCs/>
           <w:color w:val="65778D"/>
@@ -2062,7 +2232,7 @@
       <w:proofErr w:type="spellEnd"/>
       <w:r>
         <w:rPr>
-          <w:rFonts w:ascii="Century Gothic" w:hAnsi="Century Gothic"/>
+          <w:rFonts w:asciiTheme="majorBidi" w:hAnsiTheme="majorBidi" w:cstheme="majorBidi"/>
           <w:b/>
           <w:bCs/>
           <w:color w:val="65778D"/>
@@ -2072,7 +2242,7 @@
       </w:r>
       <w:r>
         <w:rPr>
-          <w:rFonts w:ascii="Century Gothic" w:hAnsi="Century Gothic"/>
+          <w:rFonts w:asciiTheme="majorBidi" w:hAnsiTheme="majorBidi" w:cstheme="majorBidi"/>
           <w:color w:val="65778D"/>
           <w:vertAlign w:val="superscript"/>
           <w:lang w:val="en-CA"/>
@@ -2081,7 +2251,7 @@
       </w:r>
       <w:r>
         <w:rPr>
-          <w:rFonts w:ascii="Century Gothic" w:hAnsi="Century Gothic"/>
+          <w:rFonts w:asciiTheme="majorBidi" w:hAnsiTheme="majorBidi" w:cstheme="majorBidi"/>
           <w:color w:val="65778D"/>
           <w:lang w:val="en-CA"/>
         </w:rPr>
@@ -2090,7 +2260,7 @@
       <w:proofErr w:type="spellStart"/>
       <w:r>
         <w:rPr>
-          <w:rFonts w:ascii="Century Gothic" w:hAnsi="Century Gothic"/>
+          <w:rFonts w:asciiTheme="majorBidi" w:hAnsiTheme="majorBidi" w:cstheme="majorBidi"/>
           <w:b/>
           <w:bCs/>
           <w:color w:val="65778D"/>
@@ -2101,7 +2271,7 @@
       <w:proofErr w:type="spellEnd"/>
       <w:r>
         <w:rPr>
-          <w:rFonts w:ascii="Century Gothic" w:hAnsi="Century Gothic"/>
+          <w:rFonts w:asciiTheme="majorBidi" w:hAnsiTheme="majorBidi" w:cstheme="majorBidi"/>
           <w:b/>
           <w:bCs/>
           <w:color w:val="65778D"/>
@@ -2111,7 +2281,7 @@
       </w:r>
       <w:r>
         <w:rPr>
-          <w:rFonts w:ascii="Century Gothic" w:hAnsi="Century Gothic"/>
+          <w:rFonts w:asciiTheme="majorBidi" w:hAnsiTheme="majorBidi" w:cstheme="majorBidi"/>
           <w:color w:val="65778D"/>
           <w:vertAlign w:val="superscript"/>
           <w:lang w:val="en-CA"/>
@@ -2120,7 +2290,7 @@
       </w:r>
       <w:r>
         <w:rPr>
-          <w:rFonts w:ascii="Century Gothic" w:hAnsi="Century Gothic"/>
+          <w:rFonts w:asciiTheme="majorBidi" w:hAnsiTheme="majorBidi" w:cstheme="majorBidi"/>
           <w:color w:val="65778D"/>
           <w:lang w:val="en-CA"/>
         </w:rPr>
@@ -2129,7 +2299,7 @@
       <w:proofErr w:type="spellStart"/>
       <w:r>
         <w:rPr>
-          <w:rFonts w:ascii="Century Gothic" w:hAnsi="Century Gothic"/>
+          <w:rFonts w:asciiTheme="majorBidi" w:hAnsiTheme="majorBidi" w:cstheme="majorBidi"/>
           <w:b/>
           <w:bCs/>
           <w:color w:val="65778D"/>
@@ -2140,7 +2310,7 @@
       <w:proofErr w:type="spellEnd"/>
       <w:r>
         <w:rPr>
-          <w:rFonts w:ascii="Century Gothic" w:hAnsi="Century Gothic"/>
+          <w:rFonts w:asciiTheme="majorBidi" w:hAnsiTheme="majorBidi" w:cstheme="majorBidi"/>
           <w:b/>
           <w:bCs/>
           <w:color w:val="65778D"/>
@@ -2150,7 +2320,7 @@
       </w:r>
       <w:r>
         <w:rPr>
-          <w:rFonts w:ascii="Century Gothic" w:hAnsi="Century Gothic"/>
+          <w:rFonts w:asciiTheme="majorBidi" w:hAnsiTheme="majorBidi" w:cstheme="majorBidi"/>
           <w:color w:val="65778D"/>
           <w:vertAlign w:val="superscript"/>
           <w:lang w:val="en-CA"/>
@@ -2159,7 +2329,7 @@
       </w:r>
       <w:r>
         <w:rPr>
-          <w:rFonts w:ascii="Century Gothic" w:hAnsi="Century Gothic"/>
+          <w:rFonts w:asciiTheme="majorBidi" w:hAnsiTheme="majorBidi" w:cstheme="majorBidi"/>
           <w:b/>
           <w:bCs/>
           <w:color w:val="65778D"/>
@@ -2174,7 +2344,7 @@
         <w:spacing w:after="40"/>
         <w:jc w:val="center"/>
         <w:rPr>
-          <w:rFonts w:ascii="Century Gothic" w:hAnsi="Century Gothic"/>
+          <w:rFonts w:asciiTheme="majorBidi" w:hAnsiTheme="majorBidi" w:cstheme="majorBidi"/>
           <w:sz w:val="18"/>
           <w:szCs w:val="18"/>
           <w:lang w:val="en-CA"/>
@@ -2182,7 +2352,7 @@
       </w:pPr>
       <w:r>
         <w:rPr>
-          <w:rFonts w:ascii="Century Gothic" w:hAnsi="Century Gothic"/>
+          <w:rFonts w:asciiTheme="majorBidi" w:hAnsiTheme="majorBidi" w:cstheme="majorBidi"/>
           <w:sz w:val="18"/>
           <w:szCs w:val="18"/>
           <w:vertAlign w:val="superscript"/>
@@ -2192,7 +2362,7 @@
       </w:r>
       <w:r>
         <w:rPr>
-          <w:rFonts w:ascii="Century Gothic" w:hAnsi="Century Gothic"/>
+          <w:rFonts w:asciiTheme="majorBidi" w:hAnsiTheme="majorBidi" w:cstheme="majorBidi"/>
           <w:i/>
           <w:iCs/>
           <w:sz w:val="18"/>
@@ -2203,56 +2373,45 @@
       </w:r>
       <w:r>
         <w:rPr>
-          <w:rFonts w:ascii="Century Gothic" w:hAnsi="Century Gothic"/>
+          <w:rFonts w:asciiTheme="majorBidi" w:hAnsiTheme="majorBidi" w:cstheme="majorBidi"/>
           <w:i/>
           <w:iCs/>
           <w:sz w:val="18"/>
           <w:szCs w:val="18"/>
           <w:lang w:val="en-CA"/>
         </w:rPr>
-        <w:t>[First</w:t>
-      </w:r>
-      <w:r>
-        <w:rPr>
-          <w:rFonts w:ascii="Century Gothic" w:hAnsi="Century Gothic"/>
+        <w:t>[First Affiliation, Department, Institution, Country]</w:t>
+      </w:r>
+      <w:r>
+        <w:rPr>
+          <w:rFonts w:asciiTheme="majorBidi" w:hAnsiTheme="majorBidi" w:cstheme="majorBidi"/>
           <w:i/>
           <w:iCs/>
           <w:sz w:val="18"/>
           <w:szCs w:val="18"/>
           <w:lang w:val="en-CA"/>
         </w:rPr>
-        <w:t xml:space="preserve"> Affiliation, Department, Institution, Country]</w:t>
-      </w:r>
-      <w:r>
-        <w:rPr>
-          <w:rFonts w:ascii="Century Gothic" w:hAnsi="Century Gothic"/>
+        <w:t xml:space="preserve">; </w:t>
+      </w:r>
+      <w:r>
+        <w:rPr>
+          <w:rFonts w:asciiTheme="majorBidi" w:hAnsiTheme="majorBidi" w:cstheme="majorBidi"/>
+          <w:sz w:val="18"/>
+          <w:szCs w:val="18"/>
+          <w:vertAlign w:val="superscript"/>
+          <w:lang w:val="en-CA"/>
+        </w:rPr>
+        <w:t>²</w:t>
+      </w:r>
+      <w:r>
+        <w:rPr>
+          <w:rFonts w:asciiTheme="majorBidi" w:hAnsiTheme="majorBidi" w:cstheme="majorBidi"/>
           <w:i/>
           <w:iCs/>
           <w:sz w:val="18"/>
           <w:szCs w:val="18"/>
           <w:lang w:val="en-CA"/>
         </w:rPr>
-        <w:t xml:space="preserve">; </w:t>
-      </w:r>
-      <w:r>
-        <w:rPr>
-          <w:rFonts w:ascii="Century Gothic" w:hAnsi="Century Gothic"/>
-          <w:sz w:val="18"/>
-          <w:szCs w:val="18"/>
-          <w:vertAlign w:val="superscript"/>
-          <w:lang w:val="en-CA"/>
-        </w:rPr>
-        <w:t>²</w:t>
-      </w:r>
-      <w:r>
-        <w:rPr>
-          <w:rFonts w:ascii="Century Gothic" w:hAnsi="Century Gothic"/>
-          <w:i/>
-          <w:iCs/>
-          <w:sz w:val="18"/>
-          <w:szCs w:val="18"/>
-          <w:lang w:val="en-CA"/>
-        </w:rPr>
         <w:t xml:space="preserve"> [Second Affiliation, Department, Institution, Country]</w:t>
       </w:r>
     </w:p>
@@ -2261,7 +2420,7 @@
         <w:spacing w:after="100"/>
         <w:jc w:val="center"/>
         <w:rPr>
-          <w:rFonts w:ascii="Century Gothic" w:hAnsi="Century Gothic"/>
+          <w:rFonts w:asciiTheme="majorBidi" w:hAnsiTheme="majorBidi" w:cstheme="majorBidi"/>
           <w:sz w:val="18"/>
           <w:szCs w:val="18"/>
           <w:lang w:val="en-CA"/>
@@ -2269,7 +2428,7 @@
       </w:pPr>
       <w:r>
         <w:rPr>
-          <w:rFonts w:ascii="Century Gothic" w:hAnsi="Century Gothic"/>
+          <w:rFonts w:asciiTheme="majorBidi" w:hAnsiTheme="majorBidi" w:cstheme="majorBidi"/>
           <w:b/>
           <w:bCs/>
           <w:color w:val="D4A853"/>
@@ -2282,25 +2441,16 @@
       </w:r>
       <w:r>
         <w:rPr>
-          <w:rFonts w:ascii="Century Gothic" w:hAnsi="Century Gothic"/>
+          <w:rFonts w:asciiTheme="majorBidi" w:hAnsiTheme="majorBidi" w:cstheme="majorBidi"/>
           <w:sz w:val="18"/>
           <w:szCs w:val="18"/>
           <w:lang w:val="en-CA"/>
         </w:rPr>
-        <w:t xml:space="preserve"> Corresponding</w:t>
-      </w:r>
-      <w:r>
-        <w:rPr>
-          <w:rFonts w:ascii="Century Gothic" w:hAnsi="Century Gothic"/>
-          <w:sz w:val="18"/>
-          <w:szCs w:val="18"/>
-          <w:lang w:val="en-CA"/>
-        </w:rPr>
-        <w:t xml:space="preserve"> author: </w:t>
-      </w:r>
-      <w:r>
-        <w:rPr>
-          <w:rFonts w:ascii="Century Gothic" w:hAnsi="Century Gothic"/>
+        <w:t xml:space="preserve"> Corresponding author: </w:t>
+      </w:r>
+      <w:r>
+        <w:rPr>
+          <w:rFonts w:asciiTheme="majorBidi" w:hAnsiTheme="majorBidi" w:cstheme="majorBidi"/>
           <w:color w:val="0E7490"/>
           <w:sz w:val="18"/>
           <w:szCs w:val="18"/>
@@ -2320,6 +2470,8 @@
           <w:lang w:val="en-US"/>
         </w:rPr>
       </w:pPr>
+      <w:bookmarkStart w:id="0" w:name="_GoBack"/>
+      <w:bookmarkEnd w:id="0"/>
     </w:p>
     <w:p>
       <w:pPr>
@@ -2329,8 +2481,6 @@
         <w:spacing w:before="260" w:after="120"/>
         <w:rPr>
           <w:rFonts w:ascii="Century Gothic" w:hAnsi="Century Gothic"/>
-          <w:sz w:val="18"/>
-          <w:szCs w:val="18"/>
           <w:lang w:val="en-US"/>
         </w:rPr>
       </w:pPr>
@@ -2340,9 +2490,11 @@
           <w:b/>
           <w:bCs/>
           <w:color w:val="1B4D3E"/>
+          <w:sz w:val="22"/>
+          <w:szCs w:val="22"/>
           <w:lang w:val="en-US"/>
         </w:rPr>
-        <w:t>ABSTRACT BODY</w:t>
+        <w:t>ABSTRACT</w:t>
       </w:r>
     </w:p>
     <w:p>
@@ -2351,70 +2503,8 @@
         <w:jc w:val="both"/>
         <w:rPr>
           <w:rFonts w:ascii="Century Gothic" w:hAnsi="Century Gothic"/>
-          <w:sz w:val="18"/>
-          <w:szCs w:val="18"/>
         </w:rPr>
       </w:pPr>
-      <w:r>
-        <w:rPr>
-          <w:rFonts w:ascii="Century Gothic" w:eastAsia="Calibri" w:hAnsi="Century Gothic" w:cs="Calibri"/>
-          <w:i/>
-          <w:iCs/>
-          <w:color w:val="555555"/>
-          <w:sz w:val="16"/>
-          <w:szCs w:val="16"/>
-          <w:lang w:val="en-US"/>
-        </w:rPr>
-        <w:t xml:space="preserve">Maximum 300 words. State briefly the background, objective(s), methods, key results and conclusion. </w:t>
-      </w:r>
-      <w:proofErr w:type="spellStart"/>
-      <w:r>
-        <w:rPr>
-          <w:rFonts w:ascii="Century Gothic" w:eastAsia="Calibri" w:hAnsi="Century Gothic" w:cs="Calibri"/>
-          <w:i/>
-          <w:iCs/>
-          <w:color w:val="555555"/>
-          <w:sz w:val="16"/>
-          <w:szCs w:val="16"/>
-        </w:rPr>
-        <w:t>Avoid</w:t>
-      </w:r>
-      <w:proofErr w:type="spellEnd"/>
-      <w:r>
-        <w:rPr>
-          <w:rFonts w:ascii="Century Gothic" w:eastAsia="Calibri" w:hAnsi="Century Gothic" w:cs="Calibri"/>
-          <w:i/>
-          <w:iCs/>
-          <w:color w:val="555555"/>
-          <w:sz w:val="16"/>
-          <w:szCs w:val="16"/>
-        </w:rPr>
-        <w:t xml:space="preserve"> </w:t>
-      </w:r>
-      <w:proofErr w:type="spellStart"/>
-      <w:r>
-        <w:rPr>
-          <w:rFonts w:ascii="Century Gothic" w:eastAsia="Calibri" w:hAnsi="Century Gothic" w:cs="Calibri"/>
-          <w:i/>
-          <w:iCs/>
-          <w:color w:val="555555"/>
-          <w:sz w:val="16"/>
-          <w:szCs w:val="16"/>
-        </w:rPr>
-        <w:t>references</w:t>
-      </w:r>
-      <w:proofErr w:type="spellEnd"/>
-      <w:r>
-        <w:rPr>
-          <w:rFonts w:ascii="Century Gothic" w:eastAsia="Calibri" w:hAnsi="Century Gothic" w:cs="Calibri"/>
-          <w:i/>
-          <w:iCs/>
-          <w:color w:val="555555"/>
-          <w:sz w:val="16"/>
-          <w:szCs w:val="16"/>
-        </w:rPr>
-        <w:t>, tables and figures.</w:t>
-      </w:r>
     </w:p>
     <w:tbl>
       <w:tblPr>
@@ -2437,14 +2527,8 @@
         <w:gridCol w:w="9696"/>
       </w:tblGrid>
       <w:tr>
-        <w:tblPrEx>
-          <w:tblCellMar>
-            <w:top w:w="0" w:type="dxa"/>
-            <w:bottom w:w="0" w:type="dxa"/>
-          </w:tblCellMar>
-        </w:tblPrEx>
         <w:trPr>
-          <w:trHeight w:val="4777"/>
+          <w:trHeight w:val="2567"/>
         </w:trPr>
         <w:tc>
           <w:tcPr>
@@ -2468,10 +2552,105 @@
                 <w:bottom w:val="single" w:sz="4" w:space="0" w:color="BFBFBF"/>
               </w:pBdr>
               <w:spacing w:after="220"/>
+              <w:jc w:val="both"/>
               <w:rPr>
                 <w:rFonts w:ascii="Century Gothic" w:hAnsi="Century Gothic"/>
-                <w:sz w:val="18"/>
-                <w:szCs w:val="18"/>
+                <w:lang w:val="en-US"/>
+              </w:rPr>
+            </w:pPr>
+            <w:r>
+              <w:rPr>
+                <w:rFonts w:asciiTheme="majorBidi" w:eastAsia="Calibri" w:hAnsiTheme="majorBidi" w:cstheme="majorBidi"/>
+                <w:color w:val="555555"/>
+                <w:sz w:val="24"/>
+                <w:szCs w:val="24"/>
+                <w:lang w:val="en-US"/>
+              </w:rPr>
+              <w:t>Times New Roman, 10</w:t>
+            </w:r>
+            <w:r>
+              <w:rPr>
+                <w:rFonts w:asciiTheme="majorBidi" w:eastAsia="Calibri" w:hAnsiTheme="majorBidi" w:cstheme="majorBidi"/>
+                <w:color w:val="555555"/>
+                <w:sz w:val="24"/>
+                <w:szCs w:val="24"/>
+                <w:lang w:val="en-US"/>
+              </w:rPr>
+              <w:t xml:space="preserve"> </w:t>
+            </w:r>
+            <w:proofErr w:type="spellStart"/>
+            <w:r>
+              <w:rPr>
+                <w:rFonts w:asciiTheme="majorBidi" w:eastAsia="Calibri" w:hAnsiTheme="majorBidi" w:cstheme="majorBidi"/>
+                <w:color w:val="555555"/>
+                <w:sz w:val="24"/>
+                <w:szCs w:val="24"/>
+                <w:lang w:val="en-US"/>
+              </w:rPr>
+              <w:t>pt</w:t>
+            </w:r>
+            <w:proofErr w:type="spellEnd"/>
+            <w:r>
+              <w:rPr>
+                <w:rFonts w:asciiTheme="majorBidi" w:eastAsia="Calibri" w:hAnsiTheme="majorBidi" w:cstheme="majorBidi"/>
+                <w:color w:val="555555"/>
+                <w:sz w:val="24"/>
+                <w:szCs w:val="24"/>
+                <w:lang w:val="en-US"/>
+              </w:rPr>
+              <w:t>, single line spacing, justified</w:t>
+            </w:r>
+            <w:r>
+              <w:rPr>
+                <w:rFonts w:asciiTheme="majorBidi" w:eastAsia="Calibri" w:hAnsiTheme="majorBidi" w:cstheme="majorBidi"/>
+                <w:color w:val="555555"/>
+                <w:sz w:val="24"/>
+                <w:szCs w:val="24"/>
+                <w:lang w:val="en-US"/>
+              </w:rPr>
+              <w:t>.</w:t>
+            </w:r>
+            <w:r>
+              <w:rPr>
+                <w:rFonts w:asciiTheme="majorBidi" w:eastAsia="Calibri" w:hAnsiTheme="majorBidi" w:cstheme="majorBidi"/>
+                <w:color w:val="555555"/>
+                <w:sz w:val="24"/>
+                <w:szCs w:val="24"/>
+                <w:lang w:val="en-US"/>
+              </w:rPr>
+              <w:t xml:space="preserve"> </w:t>
+            </w:r>
+            <w:r>
+              <w:rPr>
+                <w:rFonts w:asciiTheme="majorBidi" w:eastAsia="Calibri" w:hAnsiTheme="majorBidi" w:cstheme="majorBidi"/>
+                <w:color w:val="555555"/>
+                <w:sz w:val="24"/>
+                <w:szCs w:val="24"/>
+                <w:lang w:val="en-US"/>
+              </w:rPr>
+              <w:t>Maximum 300 words. State briefly the background, objective(s), methods, key results and conclusion. Avoid references, tables and figures.</w:t>
+            </w:r>
+            <w:r>
+              <w:rPr>
+                <w:rFonts w:asciiTheme="majorBidi" w:eastAsia="Calibri" w:hAnsiTheme="majorBidi" w:cstheme="majorBidi"/>
+                <w:color w:val="555555"/>
+                <w:sz w:val="24"/>
+                <w:szCs w:val="24"/>
+                <w:lang w:val="en-US"/>
+              </w:rPr>
+              <w:t xml:space="preserve"> </w:t>
+            </w:r>
+          </w:p>
+          <w:p>
+            <w:pPr>
+              <w:pBdr>
+                <w:bottom w:val="single" w:sz="4" w:space="0" w:color="BFBFBF"/>
+              </w:pBdr>
+              <w:spacing w:after="220"/>
+              <w:jc w:val="both"/>
+              <w:rPr>
+                <w:rFonts w:ascii="Century Gothic" w:hAnsi="Century Gothic"/>
+                <w:lang w:val="en-US"/>
               </w:rPr>
             </w:pPr>
           </w:p>
@@ -2481,10 +2660,10 @@
                 <w:bottom w:val="single" w:sz="4" w:space="0" w:color="BFBFBF"/>
               </w:pBdr>
               <w:spacing w:after="220"/>
+              <w:jc w:val="both"/>
               <w:rPr>
                 <w:rFonts w:ascii="Century Gothic" w:hAnsi="Century Gothic"/>
-                <w:sz w:val="18"/>
-                <w:szCs w:val="18"/>
+                <w:lang w:val="en-US"/>
               </w:rPr>
             </w:pPr>
           </w:p>
@@ -2494,10 +2673,10 @@
                 <w:bottom w:val="single" w:sz="4" w:space="0" w:color="BFBFBF"/>
               </w:pBdr>
               <w:spacing w:after="220"/>
+              <w:jc w:val="both"/>
               <w:rPr>
                 <w:rFonts w:ascii="Century Gothic" w:hAnsi="Century Gothic"/>
-                <w:sz w:val="18"/>
-                <w:szCs w:val="18"/>
+                <w:lang w:val="en-US"/>
               </w:rPr>
             </w:pPr>
           </w:p>
@@ -2509,127 +2688,7 @@
               <w:spacing w:after="220"/>
               <w:rPr>
                 <w:rFonts w:ascii="Century Gothic" w:hAnsi="Century Gothic"/>
-                <w:sz w:val="18"/>
-                <w:szCs w:val="18"/>
-              </w:rPr>
-            </w:pPr>
-            <w:bookmarkStart w:id="0" w:name="_GoBack"/>
-            <w:bookmarkEnd w:id="0"/>
-          </w:p>
-          <w:p>
-            <w:pPr>
-              <w:pBdr>
-                <w:bottom w:val="single" w:sz="4" w:space="0" w:color="BFBFBF"/>
-              </w:pBdr>
-              <w:spacing w:after="220"/>
-              <w:rPr>
-                <w:rFonts w:ascii="Century Gothic" w:hAnsi="Century Gothic"/>
-                <w:sz w:val="18"/>
-                <w:szCs w:val="18"/>
-              </w:rPr>
-            </w:pPr>
-          </w:p>
-          <w:p>
-            <w:pPr>
-              <w:pBdr>
-                <w:bottom w:val="single" w:sz="4" w:space="0" w:color="BFBFBF"/>
-              </w:pBdr>
-              <w:spacing w:after="220"/>
-              <w:rPr>
-                <w:rFonts w:ascii="Century Gothic" w:hAnsi="Century Gothic"/>
-                <w:sz w:val="18"/>
-                <w:szCs w:val="18"/>
-              </w:rPr>
-            </w:pPr>
-          </w:p>
-          <w:p>
-            <w:pPr>
-              <w:pBdr>
-                <w:bottom w:val="single" w:sz="4" w:space="0" w:color="BFBFBF"/>
-              </w:pBdr>
-              <w:spacing w:after="220"/>
-              <w:rPr>
-                <w:rFonts w:ascii="Century Gothic" w:hAnsi="Century Gothic"/>
-                <w:sz w:val="18"/>
-                <w:szCs w:val="18"/>
-              </w:rPr>
-            </w:pPr>
-          </w:p>
-          <w:p>
-            <w:pPr>
-              <w:pBdr>
-                <w:bottom w:val="single" w:sz="4" w:space="0" w:color="BFBFBF"/>
-              </w:pBdr>
-              <w:spacing w:after="220"/>
-              <w:rPr>
-                <w:rFonts w:ascii="Century Gothic" w:hAnsi="Century Gothic"/>
-                <w:sz w:val="18"/>
-                <w:szCs w:val="18"/>
-              </w:rPr>
-            </w:pPr>
-          </w:p>
-          <w:p>
-            <w:pPr>
-              <w:pBdr>
-                <w:bottom w:val="single" w:sz="4" w:space="0" w:color="BFBFBF"/>
-              </w:pBdr>
-              <w:spacing w:after="220"/>
-              <w:rPr>
-                <w:rFonts w:ascii="Century Gothic" w:hAnsi="Century Gothic"/>
-                <w:sz w:val="18"/>
-                <w:szCs w:val="18"/>
-              </w:rPr>
-            </w:pPr>
-          </w:p>
-          <w:p>
-            <w:pPr>
-              <w:pBdr>
-                <w:bottom w:val="single" w:sz="4" w:space="0" w:color="BFBFBF"/>
-              </w:pBdr>
-              <w:spacing w:after="220"/>
-              <w:rPr>
-                <w:rFonts w:ascii="Century Gothic" w:hAnsi="Century Gothic"/>
-                <w:sz w:val="18"/>
-                <w:szCs w:val="18"/>
-              </w:rPr>
-            </w:pPr>
-          </w:p>
-          <w:p>
-            <w:pPr>
-              <w:pBdr>
-                <w:bottom w:val="single" w:sz="4" w:space="0" w:color="BFBFBF"/>
-              </w:pBdr>
-              <w:spacing w:after="220"/>
-              <w:rPr>
-                <w:rFonts w:ascii="Century Gothic" w:hAnsi="Century Gothic"/>
-                <w:sz w:val="18"/>
-                <w:szCs w:val="18"/>
-              </w:rPr>
-            </w:pPr>
-          </w:p>
-          <w:p>
-            <w:pPr>
-              <w:pBdr>
-                <w:bottom w:val="single" w:sz="4" w:space="0" w:color="BFBFBF"/>
-              </w:pBdr>
-              <w:spacing w:after="220"/>
-              <w:rPr>
-                <w:rFonts w:ascii="Century Gothic" w:hAnsi="Century Gothic"/>
-                <w:sz w:val="18"/>
-                <w:szCs w:val="18"/>
-              </w:rPr>
-            </w:pPr>
-          </w:p>
-          <w:p>
-            <w:pPr>
-              <w:pBdr>
-                <w:bottom w:val="single" w:sz="4" w:space="0" w:color="BFBFBF"/>
-              </w:pBdr>
-              <w:spacing w:after="220"/>
-              <w:rPr>
-                <w:rFonts w:ascii="Century Gothic" w:hAnsi="Century Gothic"/>
-                <w:sz w:val="18"/>
-                <w:szCs w:val="18"/>
+                <w:lang w:val="en-US"/>
               </w:rPr>
             </w:pPr>
           </w:p>
@@ -2639,34 +2698,68 @@
     <w:p>
       <w:pPr>
         <w:spacing w:after="160"/>
+        <w:rPr>
+          <w:rFonts w:ascii="Century Gothic" w:hAnsi="Century Gothic"/>
+          <w:lang w:val="en-US"/>
+        </w:rPr>
       </w:pPr>
     </w:p>
     <w:p>
       <w:pPr>
-        <w:spacing w:after="40"/>
-        <w:rPr>
+        <w:pBdr>
+          <w:bottom w:val="single" w:sz="6" w:space="0" w:color="1B4D3E"/>
+        </w:pBdr>
+        <w:spacing w:before="260" w:after="120"/>
+        <w:rPr>
+          <w:rFonts w:ascii="Century Gothic" w:hAnsi="Century Gothic"/>
           <w:lang w:val="en-US"/>
         </w:rPr>
       </w:pPr>
       <w:r>
         <w:rPr>
-          <w:rFonts w:ascii="Calibri" w:eastAsia="Calibri" w:hAnsi="Calibri" w:cs="Calibri"/>
+          <w:rFonts w:ascii="Century Gothic" w:eastAsia="Calibri" w:hAnsi="Century Gothic" w:cs="Calibri"/>
           <w:b/>
           <w:bCs/>
-          <w:color w:val="1A1A1A"/>
+          <w:color w:val="1B4D3E"/>
+          <w:sz w:val="22"/>
+          <w:szCs w:val="22"/>
           <w:lang w:val="en-US"/>
         </w:rPr>
-        <w:t>Keywords</w:t>
-      </w:r>
-      <w:r>
-        <w:rPr>
-          <w:rFonts w:ascii="Calibri" w:eastAsia="Calibri" w:hAnsi="Calibri" w:cs="Calibri"/>
-          <w:b/>
-          <w:bCs/>
-          <w:color w:val="1A1A1A"/>
+        <w:t>KEYWORDS</w:t>
+      </w:r>
+    </w:p>
+    <w:p>
+      <w:pPr>
+        <w:spacing w:after="60"/>
+        <w:jc w:val="both"/>
+        <w:rPr>
+          <w:rFonts w:ascii="Century Gothic" w:hAnsi="Century Gothic"/>
           <w:lang w:val="en-US"/>
         </w:rPr>
-        <w:t xml:space="preserve"> (3 to 5 keywords, separated by semicolons)</w:t>
+      </w:pPr>
+      <w:r>
+        <w:rPr>
+          <w:rFonts w:ascii="Century Gothic" w:eastAsia="Calibri" w:hAnsi="Century Gothic" w:cs="Calibri"/>
+          <w:i/>
+          <w:iCs/>
+          <w:color w:val="555555"/>
+          <w:sz w:val="18"/>
+          <w:szCs w:val="18"/>
+          <w:lang w:val="en-US"/>
+        </w:rPr>
+        <w:t xml:space="preserve">Maximum 3 to 5 keywords, separated by </w:t>
+      </w:r>
+      <w:r>
+        <w:rPr>
+          <w:rFonts w:ascii="Century Gothic" w:eastAsia="Calibri" w:hAnsi="Century Gothic" w:cs="Calibri"/>
+          <w:i/>
+          <w:iCs/>
+          <w:color w:val="555555"/>
+          <w:sz w:val="18"/>
+          <w:szCs w:val="18"/>
+          <w:lang w:val="en-US"/>
+        </w:rPr>
+        <w:t>semicolons</w:t>
       </w:r>
     </w:p>
     <w:p>
@@ -2676,15 +2769,10 @@
         </w:pBdr>
         <w:spacing w:after="160"/>
         <w:rPr>
+          <w:rFonts w:ascii="Century Gothic" w:hAnsi="Century Gothic"/>
           <w:lang w:val="en-US"/>
         </w:rPr>
       </w:pPr>
-      <w:r>
-        <w:rPr>
-          <w:lang w:val="en-US"/>
-        </w:rPr>
-        <w:t xml:space="preserve"> </w:t>
-      </w:r>
     </w:p>
     <w:p>
       <w:pPr>
@@ -2693,11 +2781,13 @@
         </w:pBdr>
         <w:spacing w:after="160"/>
         <w:rPr>
+          <w:rFonts w:ascii="Century Gothic" w:hAnsi="Century Gothic"/>
           <w:lang w:val="en-US"/>
         </w:rPr>
       </w:pPr>
       <w:r>
         <w:rPr>
+          <w:rFonts w:ascii="Century Gothic" w:hAnsi="Century Gothic"/>
           <w:lang w:val="en-US"/>
         </w:rPr>
         <w:t xml:space="preserve"> </w:t>
@@ -2776,17 +2866,7 @@
         <w:szCs w:val="16"/>
         <w:lang w:val="en-US"/>
       </w:rPr>
-      <w:t>National Seminar on</w:t>
-    </w:r>
-    <w:r>
-      <w:rPr>
-        <w:rFonts w:ascii="Century Gothic" w:eastAsia="Calibri" w:hAnsi="Century Gothic" w:cs="Calibri"/>
-        <w:color w:val="777777"/>
-        <w:sz w:val="16"/>
-        <w:szCs w:val="16"/>
-        <w:lang w:val="en-US"/>
-      </w:rPr>
-      <w:t xml:space="preserve"> Bioactive Molecules – NSBM'26</w:t>
+      <w:t>National Seminar on Bioactive Molecules – NSBM'26</w:t>
     </w:r>
     <w:r>
       <w:rPr>
